--- a/spa/docx/34.content.docx
+++ b/spa/docx/34.content.docx
@@ -19,7 +19,7 @@
         <w:rPr>
           <w:lang w:val="es_ES" w:bidi="es_ES"/>
         </w:rPr>
-        <w:t>Resource: Notas de Estudio - Introducciones a los Libros (Tyndale)</w:t>
+        <w:t>Resource: Tyndale Open Study Notes</w:t>
       </w:r>
       <w:r>
         <w:rPr>
@@ -112,7 +112,7 @@
         <w:rPr>
           <w:lang w:val="es_ES" w:bidi="es_ES"/>
         </w:rPr>
-        <w:t>Notas de Estudio - Introducciones a los Libros (Tyndale)</w:t>
+        <w:t>Tyndale Open Study Notes</w:t>
       </w:r>
     </w:p>
     <w:p>

--- a/spa/docx/34.content.docx
+++ b/spa/docx/34.content.docx
@@ -19,7 +19,7 @@
         <w:rPr>
           <w:lang w:val="es_ES" w:bidi="es_ES"/>
         </w:rPr>
-        <w:t>Resource: Tyndale Open Study Notes</w:t>
+        <w:t>Resource: Aquifer Open Study Notes (Book Intros)</w:t>
       </w:r>
       <w:r>
         <w:rPr>
@@ -112,7 +112,7 @@
         <w:rPr>
           <w:lang w:val="es_ES" w:bidi="es_ES"/>
         </w:rPr>
-        <w:t>Tyndale Open Study Notes</w:t>
+        <w:t>Aquifer Open Study Notes (Book Intros)</w:t>
       </w:r>
     </w:p>
     <w:p>

--- a/spa/docx/34.content.docx
+++ b/spa/docx/34.content.docx
@@ -258,18 +258,12 @@
         </w:rPr>
         <w:t>En tiempos de Nahúm, el reino de Judá estaba en peligro de ser absorbido por una gran superpotencia: el imperio asirio. Desde Nínive, su capital, el gran rey Asurbanipal (668–626 a.C.) llevó el poder asirio a su apogeo. Su poder militar e influencia cultural se extendieron por todo el antiguo Oriente Medio. Incluso la antigua ciudad de Tebas había sentido el peso del conquistador (</w:t>
       </w:r>
-      <w:hyperlink r:id="rId13">
-        <w:r>
-          <w:rPr>
-            <w:lang w:val="es_ES" w:bidi="es_ES"/>
-          </w:rPr>
-          <w:rPr>
-            <w:color w:val="0000EE"/>
-            <w:u w:val="single"/>
-          </w:rPr>
-          <w:t>3:8–10</w:t>
-        </w:r>
-      </w:hyperlink>
+      <w:r>
+        <w:rPr>
+          <w:lang w:val="es_ES" w:bidi="es_ES"/>
+        </w:rPr>
+        <w:t>3:8–10</w:t>
+      </w:r>
       <w:r>
         <w:rPr>
           <w:lang w:val="es_ES" w:bidi="es_ES"/>
@@ -290,72 +284,48 @@
         </w:rPr>
         <w:t>Estas circunstancias no eran alentadoras para Nahúm y el pueblo de Judá. Israel, su reino hermano al norte, ya había caído ante los asirios en el 722 a.C., y Judá ahora enfrentaba al mismo enemigo imperial. Para empeorar la situación, Asurbanipal había capturado recientemente al rey de Judá, el malvado Manasés (697–642 a.C.), llevándolo a Babilonia (</w:t>
       </w:r>
-      <w:hyperlink r:id="rId14">
-        <w:r>
-          <w:rPr>
-            <w:lang w:val="es_ES" w:bidi="es_ES"/>
-          </w:rPr>
-          <w:rPr>
-            <w:color w:val="0000EE"/>
-            <w:u w:val="single"/>
-          </w:rPr>
-          <w:t>2 Cro 33:10–11</w:t>
-        </w:r>
-      </w:hyperlink>
+      <w:r>
+        <w:rPr>
+          <w:lang w:val="es_ES" w:bidi="es_ES"/>
+        </w:rPr>
+        <w:t>2 Cro 33:10–11</w:t>
+      </w:r>
       <w:r>
         <w:rPr>
           <w:lang w:val="es_ES" w:bidi="es_ES"/>
         </w:rPr>
         <w:t>). Tras su liberación del cautiverio, un arrepentido Manasés (</w:t>
       </w:r>
-      <w:hyperlink r:id="rId15">
-        <w:r>
-          <w:rPr>
-            <w:lang w:val="es_ES" w:bidi="es_ES"/>
-          </w:rPr>
-          <w:rPr>
-            <w:color w:val="0000EE"/>
-            <w:u w:val="single"/>
-          </w:rPr>
-          <w:t>2 Cro 33:12–17</w:t>
-        </w:r>
-      </w:hyperlink>
+      <w:r>
+        <w:rPr>
+          <w:lang w:val="es_ES" w:bidi="es_ES"/>
+        </w:rPr>
+        <w:t>2 Cro 33:12–17</w:t>
+      </w:r>
       <w:r>
         <w:rPr>
           <w:lang w:val="es_ES" w:bidi="es_ES"/>
         </w:rPr>
         <w:t>) intentó deshacer su anterior maldad (</w:t>
       </w:r>
-      <w:hyperlink r:id="rId16">
-        <w:r>
-          <w:rPr>
-            <w:lang w:val="es_ES" w:bidi="es_ES"/>
-          </w:rPr>
-          <w:rPr>
-            <w:color w:val="0000EE"/>
-            <w:u w:val="single"/>
-          </w:rPr>
-          <w:t>2 Re 21:1–18,</w:t>
-        </w:r>
-      </w:hyperlink>
+      <w:r>
+        <w:rPr>
+          <w:lang w:val="es_ES" w:bidi="es_ES"/>
+        </w:rPr>
+        <w:t>2 Re 21:1–18,</w:t>
+      </w:r>
       <w:r>
         <w:rPr>
           <w:lang w:val="es_ES" w:bidi="es_ES"/>
         </w:rPr>
         <w:t xml:space="preserve"> </w:t>
       </w:r>
-      <w:hyperlink r:id="rId17">
-        <w:r>
-          <w:rPr>
-            <w:lang w:val="es_ES" w:bidi="es_ES"/>
-          </w:rPr>
-          <w:rPr>
-            <w:color w:val="0000EE"/>
-            <w:u w:val="single"/>
-          </w:rPr>
-          <w:t>2 Cro 33:1–9</w:t>
-        </w:r>
-      </w:hyperlink>
+      <w:r>
+        <w:rPr>
+          <w:lang w:val="es_ES" w:bidi="es_ES"/>
+        </w:rPr>
+        <w:t>2 Cro 33:1–9</w:t>
+      </w:r>
       <w:r>
         <w:rPr>
           <w:lang w:val="es_ES" w:bidi="es_ES"/>
@@ -401,36 +371,24 @@
         </w:rPr>
         <w:t xml:space="preserve">Nahúm inicia su profecía describiendo el poder de Dios en dos pasajes poéticos impactantes, </w:t>
       </w:r>
-      <w:hyperlink r:id="rId18">
-        <w:r>
-          <w:rPr>
-            <w:lang w:val="es_ES" w:bidi="es_ES"/>
-          </w:rPr>
-          <w:rPr>
-            <w:color w:val="0000EE"/>
-            <w:u w:val="single"/>
-          </w:rPr>
-          <w:t>1:2–6</w:t>
-        </w:r>
-      </w:hyperlink>
+      <w:r>
+        <w:rPr>
+          <w:lang w:val="es_ES" w:bidi="es_ES"/>
+        </w:rPr>
+        <w:t>1:2–6</w:t>
+      </w:r>
       <w:r>
         <w:rPr>
           <w:lang w:val="es_ES" w:bidi="es_ES"/>
         </w:rPr>
         <w:t xml:space="preserve"> y </w:t>
       </w:r>
-      <w:hyperlink r:id="rId19">
-        <w:r>
-          <w:rPr>
-            <w:lang w:val="es_ES" w:bidi="es_ES"/>
-          </w:rPr>
-          <w:rPr>
-            <w:color w:val="0000EE"/>
-            <w:u w:val="single"/>
-          </w:rPr>
-          <w:t>1:7–11</w:t>
-        </w:r>
-      </w:hyperlink>
+      <w:r>
+        <w:rPr>
+          <w:lang w:val="es_ES" w:bidi="es_ES"/>
+        </w:rPr>
+        <w:t>1:7–11</w:t>
+      </w:r>
       <w:r>
         <w:rPr>
           <w:lang w:val="es_ES" w:bidi="es_ES"/>
@@ -451,18 +409,12 @@
         </w:rPr>
         <w:t>Nahúm luego explica el significado de la justicia soberana de Dios a lo largo de la historia (</w:t>
       </w:r>
-      <w:hyperlink r:id="rId20">
-        <w:r>
-          <w:rPr>
-            <w:lang w:val="es_ES" w:bidi="es_ES"/>
-          </w:rPr>
-          <w:rPr>
-            <w:color w:val="0000EE"/>
-            <w:u w:val="single"/>
-          </w:rPr>
-          <w:t>1:12–15</w:t>
-        </w:r>
-      </w:hyperlink>
+      <w:r>
+        <w:rPr>
+          <w:lang w:val="es_ES" w:bidi="es_ES"/>
+        </w:rPr>
+        <w:t>1:12–15</w:t>
+      </w:r>
       <w:r>
         <w:rPr>
           <w:lang w:val="es_ES" w:bidi="es_ES"/>
@@ -483,72 +435,48 @@
         </w:rPr>
         <w:t>Después de predecir el asedio de Nínive y el regreso de las condiciones normales en Judá (</w:t>
       </w:r>
-      <w:hyperlink r:id="rId21">
-        <w:r>
-          <w:rPr>
-            <w:lang w:val="es_ES" w:bidi="es_ES"/>
-          </w:rPr>
-          <w:rPr>
-            <w:color w:val="0000EE"/>
-            <w:u w:val="single"/>
-          </w:rPr>
-          <w:t>2:1–2</w:t>
-        </w:r>
-      </w:hyperlink>
+      <w:r>
+        <w:rPr>
+          <w:lang w:val="es_ES" w:bidi="es_ES"/>
+        </w:rPr>
+        <w:t>2:1–2</w:t>
+      </w:r>
       <w:r>
         <w:rPr>
           <w:lang w:val="es_ES" w:bidi="es_ES"/>
         </w:rPr>
         <w:t>), Nahúm describe la caída de la capital asiria en dos representaciones vívidas (</w:t>
       </w:r>
-      <w:hyperlink r:id="rId22">
-        <w:r>
-          <w:rPr>
-            <w:lang w:val="es_ES" w:bidi="es_ES"/>
-          </w:rPr>
-          <w:rPr>
-            <w:color w:val="0000EE"/>
-            <w:u w:val="single"/>
-          </w:rPr>
-          <w:t>2:3–10,</w:t>
-        </w:r>
-      </w:hyperlink>
+      <w:r>
+        <w:rPr>
+          <w:lang w:val="es_ES" w:bidi="es_ES"/>
+        </w:rPr>
+        <w:t>2:3–10,</w:t>
+      </w:r>
       <w:r>
         <w:rPr>
           <w:lang w:val="es_ES" w:bidi="es_ES"/>
         </w:rPr>
         <w:t xml:space="preserve"> </w:t>
       </w:r>
-      <w:hyperlink r:id="rId23">
-        <w:r>
-          <w:rPr>
-            <w:lang w:val="es_ES" w:bidi="es_ES"/>
-          </w:rPr>
-          <w:rPr>
-            <w:color w:val="0000EE"/>
-            <w:u w:val="single"/>
-          </w:rPr>
-          <w:t>3:1–7</w:t>
-        </w:r>
-      </w:hyperlink>
+      <w:r>
+        <w:rPr>
+          <w:lang w:val="es_ES" w:bidi="es_ES"/>
+        </w:rPr>
+        <w:t>3:1–7</w:t>
+      </w:r>
       <w:r>
         <w:rPr>
           <w:lang w:val="es_ES" w:bidi="es_ES"/>
         </w:rPr>
         <w:t>). Entre estos relatos, Nahúm contempla la destrucción de Nínive en una breve y burlona canción. Con una burlona sátira, declara la intención de Dios de poner fin a la avaricia de la orgullosa Nínive (</w:t>
       </w:r>
-      <w:hyperlink r:id="rId24">
-        <w:r>
-          <w:rPr>
-            <w:lang w:val="es_ES" w:bidi="es_ES"/>
-          </w:rPr>
-          <w:rPr>
-            <w:color w:val="0000EE"/>
-            <w:u w:val="single"/>
-          </w:rPr>
-          <w:t>2:11–13</w:t>
-        </w:r>
-      </w:hyperlink>
+      <w:r>
+        <w:rPr>
+          <w:lang w:val="es_ES" w:bidi="es_ES"/>
+        </w:rPr>
+        <w:t>2:11–13</w:t>
+      </w:r>
       <w:r>
         <w:rPr>
           <w:lang w:val="es_ES" w:bidi="es_ES"/>
@@ -569,36 +497,24 @@
         </w:rPr>
         <w:t>Nahúm basa su segunda descripción de la caída de Nínive en otra sátira de la ciudad. Nínive no sería más defendible que la capital de Egipto, Tebas (</w:t>
       </w:r>
-      <w:hyperlink r:id="rId25">
-        <w:r>
-          <w:rPr>
-            <w:lang w:val="es_ES" w:bidi="es_ES"/>
-          </w:rPr>
-          <w:rPr>
-            <w:color w:val="0000EE"/>
-            <w:u w:val="single"/>
-          </w:rPr>
-          <w:t>3:8–13</w:t>
-        </w:r>
-      </w:hyperlink>
+      <w:r>
+        <w:rPr>
+          <w:lang w:val="es_ES" w:bidi="es_ES"/>
+        </w:rPr>
+        <w:t>3:8–13</w:t>
+      </w:r>
       <w:r>
         <w:rPr>
           <w:lang w:val="es_ES" w:bidi="es_ES"/>
         </w:rPr>
         <w:t>), que Asiria había destruido. Nahúm cierra su profecía con otra pieza de sátira (</w:t>
       </w:r>
-      <w:hyperlink r:id="rId26">
-        <w:r>
-          <w:rPr>
-            <w:lang w:val="es_ES" w:bidi="es_ES"/>
-          </w:rPr>
-          <w:rPr>
-            <w:color w:val="0000EE"/>
-            <w:u w:val="single"/>
-          </w:rPr>
-          <w:t>3:14–19</w:t>
-        </w:r>
-      </w:hyperlink>
+      <w:r>
+        <w:rPr>
+          <w:lang w:val="es_ES" w:bidi="es_ES"/>
+        </w:rPr>
+        <w:t>3:14–19</w:t>
+      </w:r>
       <w:r>
         <w:rPr>
           <w:lang w:val="es_ES" w:bidi="es_ES"/>
@@ -642,18 +558,12 @@
         </w:rPr>
         <w:t>" (</w:t>
       </w:r>
-      <w:hyperlink r:id="rId27">
-        <w:r>
-          <w:rPr>
-            <w:lang w:val="es_ES" w:bidi="es_ES"/>
-          </w:rPr>
-          <w:rPr>
-            <w:color w:val="0000EE"/>
-            <w:u w:val="single"/>
-          </w:rPr>
-          <w:t>1:1</w:t>
-        </w:r>
-      </w:hyperlink>
+      <w:r>
+        <w:rPr>
+          <w:lang w:val="es_ES" w:bidi="es_ES"/>
+        </w:rPr>
+        <w:t>1:1</w:t>
+      </w:r>
       <w:r>
         <w:rPr>
           <w:lang w:val="es_ES" w:bidi="es_ES"/>
@@ -685,36 +595,24 @@
         </w:rPr>
         <w:t xml:space="preserve">Nahúm menciona la caída de Tebas (663 a.C., </w:t>
       </w:r>
-      <w:hyperlink r:id="rId28">
-        <w:r>
-          <w:rPr>
-            <w:lang w:val="es_ES" w:bidi="es_ES"/>
-          </w:rPr>
-          <w:rPr>
-            <w:color w:val="0000EE"/>
-            <w:u w:val="single"/>
-          </w:rPr>
-          <w:t>3:10</w:t>
-        </w:r>
-      </w:hyperlink>
+      <w:r>
+        <w:rPr>
+          <w:lang w:val="es_ES" w:bidi="es_ES"/>
+        </w:rPr>
+        <w:t>3:10</w:t>
+      </w:r>
       <w:r>
         <w:rPr>
           <w:lang w:val="es_ES" w:bidi="es_ES"/>
         </w:rPr>
         <w:t>) y predice la caída de Nínive, que ocurrió en 612 a.C. Por lo tanto, Nahúm pronunció estas profecías en algún momento entre 663 y 612 a.C. La fecha exacta dentro de este período es debatible. Pudo haber sido hacia el final del reinado de Manasés (alrededor de 648–645 a.C.), quizás durante los intentos de reformas de Manasés después de ser liberado de la cautividad asiria (</w:t>
       </w:r>
-      <w:hyperlink r:id="rId29">
-        <w:r>
-          <w:rPr>
-            <w:lang w:val="es_ES" w:bidi="es_ES"/>
-          </w:rPr>
-          <w:rPr>
-            <w:color w:val="0000EE"/>
-            <w:u w:val="single"/>
-          </w:rPr>
-          <w:t>2 Cro 33:12–16</w:t>
-        </w:r>
-      </w:hyperlink>
+      <w:r>
+        <w:rPr>
+          <w:lang w:val="es_ES" w:bidi="es_ES"/>
+        </w:rPr>
+        <w:t>2 Cro 33:12–16</w:t>
+      </w:r>
       <w:r>
         <w:rPr>
           <w:lang w:val="es_ES" w:bidi="es_ES"/>
@@ -760,72 +658,48 @@
         </w:rPr>
         <w:t>Dios es paciente (</w:t>
       </w:r>
-      <w:hyperlink r:id="rId30">
-        <w:r>
-          <w:rPr>
-            <w:lang w:val="es_ES" w:bidi="es_ES"/>
-          </w:rPr>
-          <w:rPr>
-            <w:color w:val="0000EE"/>
-            <w:u w:val="single"/>
-          </w:rPr>
-          <w:t>1:3</w:t>
-        </w:r>
-      </w:hyperlink>
+      <w:r>
+        <w:rPr>
+          <w:lang w:val="es_ES" w:bidi="es_ES"/>
+        </w:rPr>
+        <w:t>1:3</w:t>
+      </w:r>
       <w:r>
         <w:rPr>
           <w:lang w:val="es_ES" w:bidi="es_ES"/>
         </w:rPr>
         <w:t>), y su pueblo también debe serlo. La certeza de que este buen y cuidadoso Señor (</w:t>
       </w:r>
-      <w:hyperlink r:id="rId31">
-        <w:r>
-          <w:rPr>
-            <w:lang w:val="es_ES" w:bidi="es_ES"/>
-          </w:rPr>
-          <w:rPr>
-            <w:color w:val="0000EE"/>
-            <w:u w:val="single"/>
-          </w:rPr>
-          <w:t>1:7</w:t>
-        </w:r>
-      </w:hyperlink>
+      <w:r>
+        <w:rPr>
+          <w:lang w:val="es_ES" w:bidi="es_ES"/>
+        </w:rPr>
+        <w:t>1:7</w:t>
+      </w:r>
       <w:r>
         <w:rPr>
           <w:lang w:val="es_ES" w:bidi="es_ES"/>
         </w:rPr>
         <w:t>) tiene un propósito claro para su pueblo (</w:t>
       </w:r>
-      <w:hyperlink r:id="rId32">
-        <w:r>
-          <w:rPr>
-            <w:lang w:val="es_ES" w:bidi="es_ES"/>
-          </w:rPr>
-          <w:rPr>
-            <w:color w:val="0000EE"/>
-            <w:u w:val="single"/>
-          </w:rPr>
-          <w:t>2:2</w:t>
-        </w:r>
-      </w:hyperlink>
+      <w:r>
+        <w:rPr>
+          <w:lang w:val="es_ES" w:bidi="es_ES"/>
+        </w:rPr>
+        <w:t>2:2</w:t>
+      </w:r>
       <w:r>
         <w:rPr>
           <w:lang w:val="es_ES" w:bidi="es_ES"/>
         </w:rPr>
         <w:t>) los motiva a vivir con fé y confianza. Más allá del tono amenazante del libro, se encuentra la buena noticia de esperanza (</w:t>
       </w:r>
-      <w:hyperlink r:id="rId33">
-        <w:r>
-          <w:rPr>
-            <w:lang w:val="es_ES" w:bidi="es_ES"/>
-          </w:rPr>
-          <w:rPr>
-            <w:color w:val="0000EE"/>
-            <w:u w:val="single"/>
-          </w:rPr>
-          <w:t>1:15</w:t>
-        </w:r>
-      </w:hyperlink>
+      <w:r>
+        <w:rPr>
+          <w:lang w:val="es_ES" w:bidi="es_ES"/>
+        </w:rPr>
+        <w:t>1:15</w:t>
+      </w:r>
       <w:r>
         <w:rPr>
           <w:lang w:val="es_ES" w:bidi="es_ES"/>
@@ -846,36 +720,24 @@
         </w:rPr>
         <w:t>Los escritores posteriores de las escrituras vieron en las buenas nuevas de Nahúm una promesa de las buenas nuevas de Cristo (</w:t>
       </w:r>
-      <w:hyperlink r:id="rId34">
-        <w:r>
-          <w:rPr>
-            <w:lang w:val="es_ES" w:bidi="es_ES"/>
-          </w:rPr>
-          <w:rPr>
-            <w:color w:val="0000EE"/>
-            <w:u w:val="single"/>
-          </w:rPr>
-          <w:t>Ro 10:15,</w:t>
-        </w:r>
-      </w:hyperlink>
+      <w:r>
+        <w:rPr>
+          <w:lang w:val="es_ES" w:bidi="es_ES"/>
+        </w:rPr>
+        <w:t>Ro 10:15,</w:t>
+      </w:r>
       <w:r>
         <w:rPr>
           <w:lang w:val="es_ES" w:bidi="es_ES"/>
         </w:rPr>
         <w:t xml:space="preserve"> ver también </w:t>
       </w:r>
-      <w:hyperlink r:id="rId35">
-        <w:r>
-          <w:rPr>
-            <w:lang w:val="es_ES" w:bidi="es_ES"/>
-          </w:rPr>
-          <w:rPr>
-            <w:color w:val="0000EE"/>
-            <w:u w:val="single"/>
-          </w:rPr>
-          <w:t>Is 52:7</w:t>
-        </w:r>
-      </w:hyperlink>
+      <w:r>
+        <w:rPr>
+          <w:lang w:val="es_ES" w:bidi="es_ES"/>
+        </w:rPr>
+        <w:t>Is 52:7</w:t>
+      </w:r>
       <w:r>
         <w:rPr>
           <w:lang w:val="es_ES" w:bidi="es_ES"/>
